--- a/docs/yc/yc-revenue-growth-answer.docx
+++ b/docs/yc/yc-revenue-growth-answer.docx
@@ -137,7 +137,7 @@
         <w:spacing w:after="80"/>
       </w:pPr>
       <w:r>
-        <w:t>The loyalty tier system (Bronce / Plata / Oro) and free transaction token activation (first 3 payments free for every new user) are both live and engineered to increase transaction frequency. The street team commission structure ties acquisition cost directly to revenue events — reps earn $5 MXN per confirmed user payment, on a 7-day hold, so we pay for users only when they pay us.</w:t>
+        <w:t>The loyalty tier system (Bronce / Plata / Oro) and free transaction token activation (first 3 payments free for every new user) are both live and engineered to increase transaction frequency. The street team commission structure ties acquisition cost directly to revenue events — reps earn $5 MXN per confirmed user payment, on a 7-day hold, so we pay for users only when they pay us. And the model compounds at the community level: a rep who recruits 20 neighbors earns on every bill payment and gift card purchase any of those users ever makes. That is passive income that grows with her network's activity — which means she has a financial reason to keep recruiting, keep her recruits active, and keep expanding her colonia. The street team is not a sales force. It is a network of community members with skin in the game.</w:t>
       </w:r>
     </w:p>
     <w:p/>
